--- a/워드/D2_교사용_운영가이드.docx
+++ b/워드/D2_교사용_운영가이드.docx
@@ -553,6 +553,30 @@
               <w:t>S12의 ⑤ ‘이 선택을 바꿀 조건’을 꼭 채우게 하세요. 판단과 고집을 가르는 칸입니다.</w:t>
             </w:r>
           </w:p>
+          <w:p>
+            <w:pPr>
+              <w:spacing w:after="20" w:line="312" w:lineRule="auto"/>
+            </w:pPr>
+            <w:r>
+              <w:rPr>
+                <w:rFonts w:ascii="맑은 고딕" w:hAnsi="맑은 고딕" w:eastAsia="맑은 고딕"/>
+                <w:sz w:val="20"/>
+              </w:rPr>
+              <w:t>S10에서 인터넷이 필요합니다. 안 되는 교실이면 미리 자료 화면을 캡처해 나눠 주세요.</w:t>
+            </w:r>
+          </w:p>
+          <w:p>
+            <w:pPr>
+              <w:spacing w:after="20" w:line="312" w:lineRule="auto"/>
+            </w:pPr>
+            <w:r>
+              <w:rPr>
+                <w:rFonts w:ascii="맑은 고딕" w:hAnsi="맑은 고딕" w:eastAsia="맑은 고딕"/>
+                <w:sz w:val="20"/>
+              </w:rPr>
+              <w:t>진학·취업처럼 민감한 주제를 고른 학생은 짝 활동에서 뺄 수 있게 미리 말해 두세요.</w:t>
+            </w:r>
+          </w:p>
         </w:tc>
       </w:tr>
     </w:tbl>
@@ -4396,6 +4420,130 @@
                 <w:sz w:val="19"/>
               </w:rPr>
               <w:t>S12는 AI 없이 하는 스텝입니다. 다섯 칸 양식을 그대로 채우게 하면 결론이 나옵니다.</w:t>
+            </w:r>
+          </w:p>
+        </w:tc>
+      </w:tr>
+      <w:tr>
+        <w:tc>
+          <w:tcPr>
+            <w:tcW w:type="dxa" w:w="2381"/>
+            <w:tcBorders>
+              <w:top w:val="single" w:sz="6" w:space="0" w:color="C8D2E0"/>
+              <w:left w:val="single" w:sz="6" w:space="0" w:color="C8D2E0"/>
+              <w:bottom w:val="single" w:sz="6" w:space="0" w:color="C8D2E0"/>
+              <w:right w:val="single" w:sz="6" w:space="0" w:color="C8D2E0"/>
+            </w:tcBorders>
+            <w:tcMar>
+              <w:top w:w="100" w:type="dxa"/>
+              <w:left w:w="100" w:type="dxa"/>
+              <w:bottom w:w="100" w:type="dxa"/>
+              <w:right w:w="100" w:type="dxa"/>
+            </w:tcMar>
+          </w:tcPr>
+          <w:p>
+            <w:pPr>
+              <w:spacing w:after="0" w:line="288" w:lineRule="auto"/>
+            </w:pPr>
+            <w:r/>
+            <w:r>
+              <w:rPr>
+                <w:rFonts w:ascii="맑은 고딕" w:hAnsi="맑은 고딕" w:eastAsia="맑은 고딕"/>
+                <w:sz w:val="19"/>
+              </w:rPr>
+              <w:t>AI가 알려 준 값이 실제와 달랐다</w:t>
+            </w:r>
+          </w:p>
+        </w:tc>
+        <w:tc>
+          <w:tcPr>
+            <w:tcW w:type="dxa" w:w="7257"/>
+            <w:tcBorders>
+              <w:top w:val="single" w:sz="6" w:space="0" w:color="C8D2E0"/>
+              <w:left w:val="single" w:sz="6" w:space="0" w:color="C8D2E0"/>
+              <w:bottom w:val="single" w:sz="6" w:space="0" w:color="C8D2E0"/>
+              <w:right w:val="single" w:sz="6" w:space="0" w:color="C8D2E0"/>
+            </w:tcBorders>
+            <w:tcMar>
+              <w:top w:w="100" w:type="dxa"/>
+              <w:left w:w="100" w:type="dxa"/>
+              <w:bottom w:w="100" w:type="dxa"/>
+              <w:right w:w="100" w:type="dxa"/>
+            </w:tcMar>
+          </w:tcPr>
+          <w:p>
+            <w:pPr>
+              <w:spacing w:after="0" w:line="288" w:lineRule="auto"/>
+            </w:pPr>
+            <w:r/>
+            <w:r>
+              <w:rPr>
+                <w:rFonts w:ascii="맑은 고딕" w:hAnsi="맑은 고딕" w:eastAsia="맑은 고딕"/>
+                <w:sz w:val="19"/>
+              </w:rPr>
+              <w:t>가장 값진 순간입니다. 반 전체에 공유하고 ‘원래 값 / 확인한 값’을 칠판에 나란히 적으세요.</w:t>
+            </w:r>
+          </w:p>
+        </w:tc>
+      </w:tr>
+      <w:tr>
+        <w:tc>
+          <w:tcPr>
+            <w:tcW w:type="dxa" w:w="2381"/>
+            <w:tcBorders>
+              <w:top w:val="single" w:sz="6" w:space="0" w:color="C8D2E0"/>
+              <w:left w:val="single" w:sz="6" w:space="0" w:color="C8D2E0"/>
+              <w:bottom w:val="single" w:sz="6" w:space="0" w:color="C8D2E0"/>
+              <w:right w:val="single" w:sz="6" w:space="0" w:color="C8D2E0"/>
+            </w:tcBorders>
+            <w:tcMar>
+              <w:top w:w="100" w:type="dxa"/>
+              <w:left w:w="100" w:type="dxa"/>
+              <w:bottom w:w="100" w:type="dxa"/>
+              <w:right w:w="100" w:type="dxa"/>
+            </w:tcMar>
+          </w:tcPr>
+          <w:p>
+            <w:pPr>
+              <w:spacing w:after="0" w:line="288" w:lineRule="auto"/>
+            </w:pPr>
+            <w:r/>
+            <w:r>
+              <w:rPr>
+                <w:rFonts w:ascii="맑은 고딕" w:hAnsi="맑은 고딕" w:eastAsia="맑은 고딕"/>
+                <w:sz w:val="19"/>
+              </w:rPr>
+              <w:t>민감한 주제(진학·성적)를 골랐다</w:t>
+            </w:r>
+          </w:p>
+        </w:tc>
+        <w:tc>
+          <w:tcPr>
+            <w:tcW w:type="dxa" w:w="7257"/>
+            <w:tcBorders>
+              <w:top w:val="single" w:sz="6" w:space="0" w:color="C8D2E0"/>
+              <w:left w:val="single" w:sz="6" w:space="0" w:color="C8D2E0"/>
+              <w:bottom w:val="single" w:sz="6" w:space="0" w:color="C8D2E0"/>
+              <w:right w:val="single" w:sz="6" w:space="0" w:color="C8D2E0"/>
+            </w:tcBorders>
+            <w:tcMar>
+              <w:top w:w="100" w:type="dxa"/>
+              <w:left w:w="100" w:type="dxa"/>
+              <w:bottom w:w="100" w:type="dxa"/>
+              <w:right w:w="100" w:type="dxa"/>
+            </w:tcMar>
+          </w:tcPr>
+          <w:p>
+            <w:pPr>
+              <w:spacing w:after="0" w:line="288" w:lineRule="auto"/>
+            </w:pPr>
+            <w:r/>
+            <w:r>
+              <w:rPr>
+                <w:rFonts w:ascii="맑은 고딕" w:hAnsi="맑은 고딕" w:eastAsia="맑은 고딕"/>
+                <w:sz w:val="19"/>
+              </w:rPr>
+              <w:t>짝 활동(S14)은 표의 구조만 보여 주고 내용은 가려도 된다고 허용하세요.</w:t>
             </w:r>
           </w:p>
         </w:tc>
@@ -10749,6 +10897,18 @@
                 <w:sz w:val="20"/>
               </w:rPr>
               <w:t>D1(설문)과 이어 붙이면 ‘의견을 걷어 → 기준을 세워 → 고른다’ 한 흐름이 됩니다.</w:t>
+            </w:r>
+          </w:p>
+          <w:p>
+            <w:pPr>
+              <w:spacing w:after="20" w:line="312" w:lineRule="auto"/>
+            </w:pPr>
+            <w:r>
+              <w:rPr>
+                <w:rFonts w:ascii="맑은 고딕" w:hAnsi="맑은 고딕" w:eastAsia="맑은 고딕"/>
+                <w:sz w:val="20"/>
+              </w:rPr>
+              <w:t>‘기준을 내가 고른다’는 4단계에서 학생이 혼자 할 때 가장 자주 필요한 태도입니다.</w:t>
             </w:r>
           </w:p>
         </w:tc>
